--- a/Azramata_C4ISR.docx
+++ b/Azramata_C4ISR.docx
@@ -188,21 +188,21 @@
     <w:p>
       <w:r>
         <w:pict w14:anchorId="1CBFB07C">
-          <v:rect id="_x0000_i1043" style="width:0;height:1.5pt" o:hralign="center" o:hrstd="t" o:hr="t" fillcolor="#a0a0a0" stroked="f"/>
+          <v:rect id="_x0000_i1025" style="width:0;height:1.5pt" o:hralign="center" o:hrstd="t" o:hr="t" fillcolor="#a0a0a0" stroked="f"/>
         </w:pict>
       </w:r>
     </w:p>
     <w:p>
       <w:pPr>
+        <w:pStyle w:val="Nagwek1"/>
+      </w:pPr>
+      <w:r>
+        <w:t>FIS — Force Information Systems (krwiobieg informacyjny)</w:t>
+      </w:r>
+    </w:p>
+    <w:p>
+      <w:pPr>
         <w:pStyle w:val="Nagwek2"/>
-      </w:pPr>
-      <w:r>
-        <w:t>FIS — Force Information Systems (krwiobieg informacyjny)</w:t>
-      </w:r>
-    </w:p>
-    <w:p>
-      <w:pPr>
-        <w:pStyle w:val="Nagwek3"/>
       </w:pPr>
       <w:r>
         <w:t>Cel istnienia</w:t>
@@ -248,7 +248,7 @@
     </w:p>
     <w:p>
       <w:pPr>
-        <w:pStyle w:val="Nagwek3"/>
+        <w:pStyle w:val="Nagwek2"/>
       </w:pPr>
       <w:r>
         <w:t>Główne zadania FIS</w:t>
@@ -306,15 +306,15 @@
         </w:numPr>
       </w:pPr>
       <w:r>
+        <w:lastRenderedPageBreak/>
         <w:t>wsparcie logistyki, łączności, dowodzenia.</w:t>
       </w:r>
     </w:p>
     <w:p>
       <w:pPr>
-        <w:pStyle w:val="Nagwek3"/>
-      </w:pPr>
-      <w:r>
-        <w:lastRenderedPageBreak/>
+        <w:pStyle w:val="Nagwek2"/>
+      </w:pPr>
+      <w:r>
         <w:t>Dlaczego to jest krytyczne?</w:t>
       </w:r>
     </w:p>
@@ -374,13 +374,13 @@
     <w:p>
       <w:r>
         <w:pict w14:anchorId="00E2383A">
-          <v:rect id="_x0000_i1044" style="width:0;height:1.5pt" o:hralign="center" o:hrstd="t" o:hr="t" fillcolor="#a0a0a0" stroked="f"/>
+          <v:rect id="_x0000_i1026" style="width:0;height:1.5pt" o:hralign="center" o:hrstd="t" o:hr="t" fillcolor="#a0a0a0" stroked="f"/>
         </w:pict>
       </w:r>
     </w:p>
     <w:p>
       <w:pPr>
-        <w:pStyle w:val="Nagwek2"/>
+        <w:pStyle w:val="Nagwek1"/>
       </w:pPr>
       <w:r>
         <w:t xml:space="preserve">Rola </w:t>
@@ -543,7 +543,7 @@
     </w:p>
     <w:p>
       <w:pPr>
-        <w:pStyle w:val="Nagwek3"/>
+        <w:pStyle w:val="Nagwek2"/>
       </w:pPr>
       <w:r>
         <w:t xml:space="preserve">Co robi </w:t>
@@ -660,7 +660,7 @@
     </w:p>
     <w:p>
       <w:pPr>
-        <w:pStyle w:val="Nagwek3"/>
+        <w:pStyle w:val="Nagwek2"/>
       </w:pPr>
       <w:r>
         <w:t>Efekt operacyjny</w:t>
@@ -685,6 +685,7 @@
         </w:numPr>
       </w:pPr>
       <w:r>
+        <w:lastRenderedPageBreak/>
         <w:t>jednolity obraz pola walki,</w:t>
       </w:r>
     </w:p>
@@ -707,7 +708,6 @@
         </w:numPr>
       </w:pPr>
       <w:r>
-        <w:lastRenderedPageBreak/>
         <w:t>identyczna interpretacja danych w całym sztabie,</w:t>
       </w:r>
     </w:p>
@@ -789,13 +789,13 @@
     <w:p>
       <w:r>
         <w:pict w14:anchorId="0193BEDF">
-          <v:rect id="_x0000_i1045" style="width:0;height:1.5pt" o:hralign="center" o:hrstd="t" o:hr="t" fillcolor="#a0a0a0" stroked="f"/>
+          <v:rect id="_x0000_i1027" style="width:0;height:1.5pt" o:hralign="center" o:hrstd="t" o:hr="t" fillcolor="#a0a0a0" stroked="f"/>
         </w:pict>
       </w:r>
     </w:p>
     <w:p>
       <w:pPr>
-        <w:pStyle w:val="Nagwek2"/>
+        <w:pStyle w:val="Nagwek1"/>
       </w:pPr>
       <w:r>
         <w:t>Podsumowanie</w:t>
@@ -4437,6 +4437,7 @@
   <w:style w:type="character" w:default="1" w:styleId="Domylnaczcionkaakapitu">
     <w:name w:val="Default Paragraph Font"/>
     <w:uiPriority w:val="1"/>
+    <w:semiHidden/>
     <w:unhideWhenUsed/>
   </w:style>
   <w:style w:type="table" w:default="1" w:styleId="Standardowy">
